--- a/Assets/Document/云熹约定项目文档/3.男主特殊事件/修订合集/周杉修订版.docx
+++ b/Assets/Document/云熹约定项目文档/3.男主特殊事件/修订合集/周杉修订版.docx
@@ -2062,6 +2062,15 @@
       </w:r>
       <w:r>
         <w:rPr>
+          <w:rFonts w:hint="eastAsia"/>
+          <w:sz w:val="28"/>
+          <w:szCs w:val="28"/>
+          <w:lang w:eastAsia="zh-CN"/>
+        </w:rPr>
+        <w:t>，</w:t>
+      </w:r>
+      <w:r>
+        <w:rPr>
           <w:rFonts w:hint="eastAsia" w:eastAsia="宋体" w:asciiTheme="minorHAnsi" w:hAnsiTheme="minorHAnsi" w:cstheme="minorBidi"/>
           <w:b w:val="0"/>
           <w:i w:val="0"/>
@@ -5142,7 +5151,24 @@
           <w:sz w:val="28"/>
           <w:szCs w:val="28"/>
         </w:rPr>
-        <w:t>“闭上眼睛。如果不舒服，随时打断我。”</w:t>
+        <w:t>“闭上眼睛</w:t>
+      </w:r>
+      <w:r>
+        <w:rPr>
+          <w:rFonts w:hint="eastAsia"/>
+          <w:sz w:val="28"/>
+          <w:szCs w:val="28"/>
+          <w:lang w:eastAsia="zh-CN"/>
+        </w:rPr>
+        <w:t>，</w:t>
+      </w:r>
+      <w:r>
+        <w:rPr>
+          <w:rFonts w:hint="eastAsia"/>
+          <w:sz w:val="28"/>
+          <w:szCs w:val="28"/>
+        </w:rPr>
+        <w:t>如果不舒服，随时打断我。”</w:t>
       </w:r>
       <w:r>
         <w:rPr>
@@ -9527,7 +9553,24 @@
           <w:sz w:val="28"/>
           <w:szCs w:val="28"/>
         </w:rPr>
-        <w:t>“……可以不挂吗？就十分钟。我可以把钱退给你……我只是，现在真的很想再听听你的声音。”</w:t>
+        <w:t>“……可以不挂吗？就十分钟</w:t>
+      </w:r>
+      <w:r>
+        <w:rPr>
+          <w:rFonts w:hint="eastAsia"/>
+          <w:sz w:val="28"/>
+          <w:szCs w:val="28"/>
+          <w:lang w:eastAsia="zh-CN"/>
+        </w:rPr>
+        <w:t>，</w:t>
+      </w:r>
+      <w:r>
+        <w:rPr>
+          <w:rFonts w:hint="eastAsia"/>
+          <w:sz w:val="28"/>
+          <w:szCs w:val="28"/>
+        </w:rPr>
+        <w:t>我可以把钱退给你……我只是，现在真的很想再听听你的声音。”</w:t>
       </w:r>
       <w:r>
         <w:rPr>
@@ -13431,7 +13474,7 @@
           <w:szCs w:val="28"/>
           <w:lang w:val="en-US" w:eastAsia="zh-CN"/>
         </w:rPr>
-        <w:t>||</w:t>
+        <w:t>||0000</w:t>
       </w:r>
     </w:p>
     <w:p>
@@ -13476,7 +13519,7 @@
           <w:szCs w:val="28"/>
           <w:lang w:eastAsia="zh-CN"/>
         </w:rPr>
-        <w:t>。</w:t>
+        <w:t>，</w:t>
       </w:r>
       <w:r>
         <w:rPr>
@@ -14463,14 +14506,6 @@
           <w:rFonts w:hint="eastAsia"/>
           <w:sz w:val="28"/>
           <w:szCs w:val="28"/>
-        </w:rPr>
-        <w:t>周杉</w:t>
-      </w:r>
-      <w:r>
-        <w:rPr>
-          <w:rFonts w:hint="eastAsia"/>
-          <w:sz w:val="28"/>
-          <w:szCs w:val="28"/>
           <w:lang w:val="en-US" w:eastAsia="zh-CN"/>
         </w:rPr>
         <w:t>||</w:t>
@@ -14490,7 +14525,7 @@
           <w:szCs w:val="28"/>
           <w:lang w:val="en-US" w:eastAsia="zh-CN"/>
         </w:rPr>
-        <w:t>||0000</w:t>
+        <w:t>||</w:t>
       </w:r>
     </w:p>
     <w:p>
@@ -15092,14 +15127,6 @@
           <w:rFonts w:hint="eastAsia"/>
           <w:sz w:val="28"/>
           <w:szCs w:val="28"/>
-        </w:rPr>
-        <w:t>周杉</w:t>
-      </w:r>
-      <w:r>
-        <w:rPr>
-          <w:rFonts w:hint="eastAsia"/>
-          <w:sz w:val="28"/>
-          <w:szCs w:val="28"/>
           <w:lang w:val="en-US" w:eastAsia="zh-CN"/>
         </w:rPr>
         <w:t>||</w:t>
@@ -15153,7 +15180,7 @@
           <w:szCs w:val="28"/>
           <w:lang w:val="en-US" w:eastAsia="zh-CN"/>
         </w:rPr>
-        <w:t>||0000</w:t>
+        <w:t>||</w:t>
       </w:r>
     </w:p>
     <w:p>
@@ -17387,18 +17414,7 @@
           <w:szCs w:val="28"/>
           <w:lang w:val="en-US" w:eastAsia="zh-CN"/>
         </w:rPr>
-        <w:t>||这是一个引子，你</w:t>
-      </w:r>
-      <w:bookmarkStart w:id="0" w:name="_GoBack"/>
-      <w:bookmarkEnd w:id="0"/>
-      <w:r>
-        <w:rPr>
-          <w:rFonts w:hint="eastAsia"/>
-          <w:sz w:val="28"/>
-          <w:szCs w:val="28"/>
-          <w:lang w:val="en-US" w:eastAsia="zh-CN"/>
-        </w:rPr>
-        <w:t>看着他，静静地听||</w:t>
+        <w:t>||这是一个引子，你看着他，静静地听||</w:t>
       </w:r>
     </w:p>
     <w:p>
@@ -18563,16 +18579,7 @@
           <w:szCs w:val="28"/>
           <w:lang w:val="en-US" w:eastAsia="zh-CN"/>
         </w:rPr>
-        <w:t>对不起，是我冒昧了</w:t>
-      </w:r>
-      <w:r>
-        <w:rPr>
-          <w:rFonts w:hint="eastAsia"/>
-          <w:sz w:val="28"/>
-          <w:szCs w:val="28"/>
-          <w:lang w:eastAsia="zh-CN"/>
-        </w:rPr>
-        <w:t>。</w:t>
+        <w:t>对不起，是我冒昧了，</w:t>
       </w:r>
       <w:r>
         <w:rPr>
@@ -20533,7 +20540,7 @@
           <w:szCs w:val="28"/>
           <w:lang w:val="en-US" w:eastAsia="zh-CN"/>
         </w:rPr>
-        <w:t>周杉||</w:t>
+        <w:t>||</w:t>
       </w:r>
       <w:r>
         <w:rPr>
@@ -20550,6 +20557,96 @@
           <w:szCs w:val="28"/>
           <w:lang w:val="en-US" w:eastAsia="zh-CN"/>
         </w:rPr>
+        <w:t>||</w:t>
+      </w:r>
+    </w:p>
+    <w:p>
+      <w:pPr>
+        <w:rPr>
+          <w:rFonts w:hint="eastAsia"/>
+          <w:sz w:val="28"/>
+          <w:szCs w:val="28"/>
+        </w:rPr>
+      </w:pPr>
+    </w:p>
+    <w:p>
+      <w:pPr>
+        <w:rPr>
+          <w:rFonts w:hint="default" w:eastAsiaTheme="minorEastAsia"/>
+          <w:sz w:val="28"/>
+          <w:szCs w:val="28"/>
+          <w:lang w:val="en-US" w:eastAsia="zh-CN"/>
+        </w:rPr>
+      </w:pPr>
+      <w:r>
+        <w:rPr>
+          <w:rFonts w:hint="eastAsia"/>
+          <w:sz w:val="28"/>
+          <w:szCs w:val="28"/>
+          <w:lang w:val="en-US" w:eastAsia="zh-CN"/>
+        </w:rPr>
+        <w:t>||</w:t>
+      </w:r>
+      <w:r>
+        <w:rPr>
+          <w:rFonts w:hint="eastAsia"/>
+          <w:sz w:val="28"/>
+          <w:szCs w:val="28"/>
+        </w:rPr>
+        <w:t>你盯着那行字看了几秒，然后</w:t>
+      </w:r>
+      <w:r>
+        <w:rPr>
+          <w:rFonts w:hint="eastAsia"/>
+          <w:sz w:val="28"/>
+          <w:szCs w:val="28"/>
+          <w:lang w:val="en-US" w:eastAsia="zh-CN"/>
+        </w:rPr>
+        <w:t>随手回了几个字||</w:t>
+      </w:r>
+    </w:p>
+    <w:p>
+      <w:pPr>
+        <w:rPr>
+          <w:rFonts w:hint="eastAsia"/>
+          <w:sz w:val="28"/>
+          <w:szCs w:val="28"/>
+        </w:rPr>
+      </w:pPr>
+    </w:p>
+    <w:p>
+      <w:pPr>
+        <w:rPr>
+          <w:rFonts w:hint="default" w:eastAsiaTheme="minorEastAsia"/>
+          <w:sz w:val="28"/>
+          <w:szCs w:val="28"/>
+          <w:lang w:val="en-US" w:eastAsia="zh-CN"/>
+        </w:rPr>
+      </w:pPr>
+      <w:r>
+        <w:rPr>
+          <w:rFonts w:hint="eastAsia"/>
+          <w:sz w:val="28"/>
+          <w:szCs w:val="28"/>
+          <w:lang w:val="en-US" w:eastAsia="zh-CN"/>
+        </w:rPr>
+        <w:t>女主名||</w:t>
+      </w:r>
+      <w:r>
+        <w:rPr>
+          <w:rFonts w:hint="eastAsia"/>
+          <w:sz w:val="28"/>
+          <w:szCs w:val="28"/>
+        </w:rPr>
+        <w:t>“明天会更开心。”</w:t>
+      </w:r>
+      <w:r>
+        <w:rPr>
+          <w:rFonts w:hint="eastAsia"/>
+          <w:sz w:val="28"/>
+          <w:szCs w:val="28"/>
+          <w:lang w:val="en-US" w:eastAsia="zh-CN"/>
+        </w:rPr>
         <w:t>||0000</w:t>
       </w:r>
     </w:p>
@@ -20586,96 +20683,6 @@
           <w:sz w:val="28"/>
           <w:szCs w:val="28"/>
         </w:rPr>
-        <w:t>你盯着那行字看了几秒，然后</w:t>
-      </w:r>
-      <w:r>
-        <w:rPr>
-          <w:rFonts w:hint="eastAsia"/>
-          <w:sz w:val="28"/>
-          <w:szCs w:val="28"/>
-          <w:lang w:val="en-US" w:eastAsia="zh-CN"/>
-        </w:rPr>
-        <w:t>随手回了几个字||</w:t>
-      </w:r>
-    </w:p>
-    <w:p>
-      <w:pPr>
-        <w:rPr>
-          <w:rFonts w:hint="eastAsia"/>
-          <w:sz w:val="28"/>
-          <w:szCs w:val="28"/>
-        </w:rPr>
-      </w:pPr>
-    </w:p>
-    <w:p>
-      <w:pPr>
-        <w:rPr>
-          <w:rFonts w:hint="default" w:eastAsiaTheme="minorEastAsia"/>
-          <w:sz w:val="28"/>
-          <w:szCs w:val="28"/>
-          <w:lang w:val="en-US" w:eastAsia="zh-CN"/>
-        </w:rPr>
-      </w:pPr>
-      <w:r>
-        <w:rPr>
-          <w:rFonts w:hint="eastAsia"/>
-          <w:sz w:val="28"/>
-          <w:szCs w:val="28"/>
-          <w:lang w:val="en-US" w:eastAsia="zh-CN"/>
-        </w:rPr>
-        <w:t>女主名||</w:t>
-      </w:r>
-      <w:r>
-        <w:rPr>
-          <w:rFonts w:hint="eastAsia"/>
-          <w:sz w:val="28"/>
-          <w:szCs w:val="28"/>
-        </w:rPr>
-        <w:t>“明天会更开心。”</w:t>
-      </w:r>
-      <w:r>
-        <w:rPr>
-          <w:rFonts w:hint="eastAsia"/>
-          <w:sz w:val="28"/>
-          <w:szCs w:val="28"/>
-          <w:lang w:val="en-US" w:eastAsia="zh-CN"/>
-        </w:rPr>
-        <w:t>||0000</w:t>
-      </w:r>
-    </w:p>
-    <w:p>
-      <w:pPr>
-        <w:rPr>
-          <w:rFonts w:hint="eastAsia"/>
-          <w:sz w:val="28"/>
-          <w:szCs w:val="28"/>
-        </w:rPr>
-      </w:pPr>
-    </w:p>
-    <w:p>
-      <w:pPr>
-        <w:rPr>
-          <w:rFonts w:hint="default" w:eastAsiaTheme="minorEastAsia"/>
-          <w:sz w:val="28"/>
-          <w:szCs w:val="28"/>
-          <w:lang w:val="en-US" w:eastAsia="zh-CN"/>
-        </w:rPr>
-      </w:pPr>
-      <w:r>
-        <w:rPr>
-          <w:rFonts w:hint="eastAsia"/>
-          <w:sz w:val="28"/>
-          <w:szCs w:val="28"/>
-          <w:lang w:val="en-US" w:eastAsia="zh-CN"/>
-        </w:rPr>
-        <w:t>||</w:t>
-      </w:r>
-      <w:r>
-        <w:rPr>
-          <w:rFonts w:hint="eastAsia"/>
-          <w:sz w:val="28"/>
-          <w:szCs w:val="28"/>
-        </w:rPr>
         <w:t>发出去之后，你觉得自己好像说了什么了不得的话</w:t>
       </w:r>
       <w:r>
@@ -20730,7 +20737,7 @@
           <w:szCs w:val="28"/>
           <w:lang w:val="en-US" w:eastAsia="zh-CN"/>
         </w:rPr>
-        <w:t>周杉||</w:t>
+        <w:t>||</w:t>
       </w:r>
       <w:r>
         <w:rPr>
@@ -20747,35 +20754,46 @@
           <w:szCs w:val="28"/>
           <w:lang w:val="en-US" w:eastAsia="zh-CN"/>
         </w:rPr>
-        <w:t>||0000</w:t>
-      </w:r>
-    </w:p>
-    <w:p>
-      <w:pPr>
-        <w:rPr>
-          <w:rFonts w:hint="eastAsia"/>
-          <w:sz w:val="28"/>
-          <w:szCs w:val="28"/>
-        </w:rPr>
-      </w:pPr>
-    </w:p>
-    <w:p>
-      <w:pPr>
-        <w:rPr>
-          <w:rFonts w:hint="eastAsia"/>
-          <w:sz w:val="28"/>
-          <w:szCs w:val="28"/>
-          <w:lang w:val="en-US" w:eastAsia="zh-CN"/>
-        </w:rPr>
-      </w:pPr>
-      <w:r>
-        <w:rPr>
-          <w:rFonts w:hint="eastAsia"/>
-          <w:sz w:val="28"/>
-          <w:szCs w:val="28"/>
-          <w:lang w:val="en-US" w:eastAsia="zh-CN"/>
-        </w:rPr>
-        <w:t>女主名||</w:t>
+        <w:t>||</w:t>
+      </w:r>
+    </w:p>
+    <w:p>
+      <w:pPr>
+        <w:rPr>
+          <w:rFonts w:hint="eastAsia"/>
+          <w:sz w:val="28"/>
+          <w:szCs w:val="28"/>
+        </w:rPr>
+      </w:pPr>
+    </w:p>
+    <w:p>
+      <w:pPr>
+        <w:rPr>
+          <w:rFonts w:hint="eastAsia"/>
+          <w:sz w:val="28"/>
+          <w:szCs w:val="28"/>
+          <w:lang w:val="en-US" w:eastAsia="zh-CN"/>
+        </w:rPr>
+      </w:pPr>
+      <w:r>
+        <w:rPr>
+          <w:rFonts w:hint="eastAsia"/>
+          <w:sz w:val="28"/>
+          <w:szCs w:val="28"/>
+          <w:lang w:val="en-US" w:eastAsia="zh-CN"/>
+        </w:rPr>
+        <w:t>女主名</w:t>
+      </w:r>
+      <w:bookmarkStart w:id="0" w:name="_GoBack"/>
+      <w:bookmarkEnd w:id="0"/>
+      <w:r>
+        <w:rPr>
+          <w:rFonts w:hint="eastAsia"/>
+          <w:sz w:val="28"/>
+          <w:szCs w:val="28"/>
+          <w:lang w:val="en-US" w:eastAsia="zh-CN"/>
+        </w:rPr>
+        <w:t>||</w:t>
       </w:r>
       <w:r>
         <w:rPr>
